--- a/templates/company_card_template.docx
+++ b/templates/company_card_template.docx
@@ -2,15 +2,6 @@
 <file path=word/document.xml><?xml version="1.0" encoding="utf-8"?>
 <w:document xmlns:wpc="http://schemas.microsoft.com/office/word/2010/wordprocessingCanvas" xmlns:cx="http://schemas.microsoft.com/office/drawing/2014/chartex" xmlns:cx1="http://schemas.microsoft.com/office/drawing/2015/9/8/chartex" xmlns:cx2="http://schemas.microsoft.com/office/drawing/2015/10/21/chartex" xmlns:cx3="http://schemas.microsoft.com/office/drawing/2016/5/9/chartex" xmlns:cx4="http://schemas.microsoft.com/office/drawing/2016/5/10/chartex" xmlns:cx5="http://schemas.microsoft.com/office/drawing/2016/5/11/chartex" xmlns:cx6="http://schemas.microsoft.com/office/drawing/2016/5/12/chartex" xmlns:cx7="http://schemas.microsoft.com/office/drawing/2016/5/13/chartex" xmlns:cx8="http://schemas.microsoft.com/office/drawing/2016/5/14/chartex" xmlns:mc="http://schemas.openxmlformats.org/markup-compatibility/2006" xmlns:aink="http://schemas.microsoft.com/office/drawing/2016/ink" xmlns:am3d="http://schemas.microsoft.com/office/drawing/2017/model3d" xmlns:o="urn:schemas-microsoft-com:office:office" xmlns:r="http://schemas.openxmlformats.org/officeDocument/2006/relationships" xmlns:m="http://schemas.openxmlformats.org/officeDocument/2006/math" xmlns:v="urn:schemas-microsoft-com:vml" xmlns:wp14="http://schemas.microsoft.com/office/word/2010/wordprocessingDrawing" xmlns:wp="http://schemas.openxmlformats.org/drawingml/2006/wordprocessingDrawing" xmlns:w10="urn:schemas-microsoft-com:office:word" xmlns:w="http://schemas.openxmlformats.org/wordprocessingml/2006/main" xmlns:w14="http://schemas.microsoft.com/office/word/2010/wordml" xmlns:w15="http://schemas.microsoft.com/office/word/2012/wordml" xmlns:w16cex="http://schemas.microsoft.com/office/word/2018/wordml/cex" xmlns:w16cid="http://schemas.microsoft.com/office/word/2016/wordml/cid" xmlns:w16="http://schemas.microsoft.com/office/word/2018/wordml" xmlns:w16sdtdh="http://schemas.microsoft.com/office/word/2020/wordml/sdtdatahash" xmlns:w16se="http://schemas.microsoft.com/office/word/2015/wordml/symex" xmlns:wpg="http://schemas.microsoft.com/office/word/2010/wordprocessingGroup" xmlns:wpi="http://schemas.microsoft.com/office/word/2010/wordprocessingInk" xmlns:wne="http://schemas.microsoft.com/office/word/2006/wordml" xmlns:wps="http://schemas.microsoft.com/office/word/2010/wordprocessingShape" mc:Ignorable="w14 w15 w16se w16cid w16 w16cex w16sdtdh wp14">
   <w:body>
-    <w:p>
-      <w:pPr>
-        <w:jc w:val="center"/>
-        <w:rPr>
-          <w:b/>
-          <w:sz w:val="28"/>
-        </w:rPr>
-      </w:pPr>
-    </w:p>
     <w:p>
       <w:pPr>
         <w:jc w:val="center"/>
@@ -24,8 +15,9 @@
           <w:b/>
           <w:sz w:val="28"/>
           <w:szCs w:val="28"/>
+          <w:lang w:val="ru-RU"/>
         </w:rPr>
-        <w:t>КАРТОЧКА ПРЕДПРИЯТИЯ</w:t>
+        <w:t>Карточка предприятия</w:t>
       </w:r>
       <w:r>
         <w:rPr>
@@ -651,13 +643,7 @@
               <w:rPr>
                 <w:b/>
               </w:rPr>
-              <w:t xml:space="preserve">Корр. счёт </w:t>
-            </w:r>
-            <w:r>
-              <w:rPr>
-                <w:b/>
-              </w:rPr>
-              <w:t>корреспондента</w:t>
+              <w:t>Корр. счёт корреспондента</w:t>
             </w:r>
           </w:p>
         </w:tc>
@@ -740,6 +726,7 @@
   <w:p>
     <w:pPr>
       <w:pStyle w:val="a5"/>
+      <w:jc w:val="center"/>
     </w:pPr>
     <w:r>
       <w:rPr>
@@ -1276,11 +1263,6 @@
     <w:lsdException w:name="Book Title" w:uiPriority="33" w:qFormat="1"/>
     <w:lsdException w:name="Bibliography" w:semiHidden="1" w:uiPriority="37" w:unhideWhenUsed="1"/>
     <w:lsdException w:name="TOC Heading" w:semiHidden="1" w:uiPriority="39" w:unhideWhenUsed="1" w:qFormat="1"/>
-    <w:lsdException w:name="Plain Table 5" w:semiHidden="1" w:unhideWhenUsed="1"/>
-    <w:lsdException w:name="Grid Table Light" w:semiHidden="1" w:unhideWhenUsed="1"/>
-    <w:lsdException w:name="Grid Table 1 Light" w:semiHidden="1" w:unhideWhenUsed="1"/>
-    <w:lsdException w:name="Grid Table 2" w:semiHidden="1" w:unhideWhenUsed="1"/>
-    <w:lsdException w:name="Grid Table 3" w:semiHidden="1" w:unhideWhenUsed="1"/>
     <w:lsdException w:name="Grid Table 4" w:uiPriority="49"/>
     <w:lsdException w:name="Grid Table 5 Dark" w:uiPriority="50"/>
     <w:lsdException w:name="Grid Table 6 Colorful" w:uiPriority="51"/>

--- a/templates/company_card_template.docx
+++ b/templates/company_card_template.docx
@@ -662,7 +662,7 @@
     <w:p/>
     <w:sectPr>
       <w:headerReference w:type="default" r:id="rId8"/>
-      <w:pgSz w:w="12240" w:h="15840"/>
+      <w:pgSz w:w="11906" w:h="16838"/>
       <w:pgMar w:top="850" w:right="850" w:bottom="850" w:left="1134" w:header="720" w:footer="720" w:gutter="0"/>
       <w:cols w:space="720"/>
       <w:docGrid w:linePitch="360"/>
